--- a/pr-preview/pr-69/chapters/14-g-estimation-structural-nested-models-tracked-changes.docx
+++ b/pr-preview/pr-69/chapters/14-g-estimation-structural-nested-models-tracked-changes.docx
@@ -4885,43 +4885,45 @@
             </m:accPr>
             <m:e>
               <m:r>
+                <m:rPr>
+                  <m:nor/>
+                  <m:sty m:val="p"/>
+                </m:rPr>
                 <m:t>E</m:t>
               </m:r>
             </m:e>
           </m:acc>
-          <m:r>
-            <m:rPr>
-              <m:sty m:val="p"/>
-            </m:rPr>
-            <m:t>[</m:t>
-          </m:r>
-          <m:r>
-            <m:t>A</m:t>
-          </m:r>
-          <m:r>
-            <m:rPr>
-              <m:sty m:val="p"/>
-            </m:rPr>
-            <m:t>∣</m:t>
-          </m:r>
-          <m:sSub>
+          <m:d>
+            <m:dPr>
+              <m:begChr m:val="["/>
+              <m:sepChr m:val=""/>
+              <m:endChr m:val="]"/>
+              <m:grow/>
+            </m:dPr>
             <m:e>
               <m:r>
-                <m:t>L</m:t>
-              </m:r>
+                <m:t>A</m:t>
+              </m:r>
+              <m:r>
+                <m:rPr>
+                  <m:sty m:val="p"/>
+                </m:rPr>
+                <m:t>∣</m:t>
+              </m:r>
+              <m:sSub>
+                <m:e>
+                  <m:r>
+                    <m:t>L</m:t>
+                  </m:r>
+                </m:e>
+                <m:sub>
+                  <m:r>
+                    <m:t>i</m:t>
+                  </m:r>
+                </m:sub>
+              </m:sSub>
             </m:e>
-            <m:sub>
-              <m:r>
-                <m:t>i</m:t>
-              </m:r>
-            </m:sub>
-          </m:sSub>
-          <m:r>
-            <m:rPr>
-              <m:sty m:val="p"/>
-            </m:rPr>
-            <m:t>]</m:t>
-          </m:r>
+          </m:d>
           <m:r>
             <m:rPr>
               <m:sty m:val="p"/>
